--- a/templates/dist/bank-ext-form.docx
+++ b/templates/dist/bank-ext-form.docx
@@ -308,6 +308,7 @@
     </w:p>
     <w:tbl>
       <w:tblPr>
+        <w:bidiVisual w:val="0"/>
         <w:tblW w:w="8533" w:type="dxa"/>
         <w:jc w:val="center"/>
         <w:tblInd w:w="0" w:type="dxa"/>
@@ -1132,21 +1133,37 @@
           <w:rtl w:val="true"/>
           <w:lang w:bidi="ar-AE"/>
         </w:rPr>
-        <w:t xml:space="preserve"/>
-      </w:r>
-      <w:r>
-        <w:rPr>
-          <w:rFonts w:ascii="Arial" w:hAnsi="Arial" w:cs="Arial" w:eastAsia="Arial"/>
+        <w:t xml:space="preserve">‏</w:t>
+      </w:r>
+      <w:r>
+        <w:rPr>
+          <w:rFonts w:ascii="Arial" w:hAnsi="Arial" w:cs="Arial"/>
           <w:b w:val="false"/>
           <w:b w:val="false"/>
           <w:bCs w:val="false"/>
           <w:sz w:val="24"/>
           <w:sz w:val="24"/>
+          <w:u w:val="single"/>
+          <w:rtl w:val="true"/>
+          <w:lang w:bidi="ar-AE"/>
+        </w:rPr>
+        <w:br/>
+        <w:t> </w:t>
+      </w:r>
+      <w:r>
+        <w:rPr>
+          <w:rFonts w:ascii="Arial" w:hAnsi="Arial" w:cs="Arial" w:eastAsia="Arial"/>
+          <w:b w:val="false"/>
+          <w:b w:val="false"/>
+          <w:bCs w:val="false"/>
           <w:rtl w:val="true"/>
           <w:lang w:bidi="ar-AE"/>
           <w:color w:val="FFFFFF"/>
-        </w:rPr>
-        <w:t xml:space="preserve">QZ10ZQ</w:t>
+          <w:spacing w:val="-20"/>
+          <w:sz w:val="2"/>
+          <w:szCs w:val="2"/>
+        </w:rPr>
+        <w:t xml:space="preserve">QZ9ZQ</w:t>
       </w:r>
       <w:r>
         <w:rPr>
@@ -2617,35 +2634,7 @@
           <w:u w:val="single"/>
           <w:rtl w:val="true"/>
         </w:rPr>
-        <w:t xml:space="preserve">الاستشاري</w:t>
-      </w:r>
-      <w:r>
-        <w:rPr>
-          <w:rFonts w:ascii="Arial" w:hAnsi="Arial" w:cs="Arial" w:eastAsia="Arial"/>
-          <w:b/>
-          <w:b/>
-          <w:bCs/>
-          <w:rtl w:val="true"/>
-          <w:color w:val="FFFFFF"/>
-          <w:spacing w:val="-20"/>
-          <w:sz w:val="2"/>
-          <w:szCs w:val="2"/>
-        </w:rPr>
-        <w:t xml:space="preserve">QZ9ZQ</w:t>
-      </w:r>
-      <w:r>
-        <w:rPr>
-          <w:rFonts w:ascii="Arial" w:hAnsi="Arial" w:cs="Arial"/>
-          <w:b/>
-          <w:b/>
-          <w:bCs/>
-          <w:sz w:val="22"/>
-          <w:sz w:val="22"/>
-          <w:szCs w:val="22"/>
-          <w:u w:val="single"/>
-          <w:rtl w:val="true"/>
-        </w:rPr>
-        <w:t xml:space="preserve"> </w:t>
+        <w:t xml:space="preserve">الاستشاري </w:t>
       </w:r>
       <w:r>
         <w:rPr>
